--- a/Отчет по ЛР 1 Тышко Тимофей.docx
+++ b/Отчет по ЛР 1 Тышко Тимофей.docx
@@ -11,6 +11,7 @@
           <w:sz w:val="24"/>
           <w:szCs w:val="24"/>
         </w:rPr>
+        <w:keepNext/>
       </w:pPr>
       <w:r>
         <w:rPr>
@@ -55,6 +56,7 @@
           <w:szCs w:val="24"/>
           <w:lang w:eastAsia="ru-RU"/>
         </w:rPr>
+        <w:keepNext/>
       </w:pPr>
       <w:r>
         <w:rPr>
@@ -100,6 +102,7 @@
           <w:szCs w:val="24"/>
           <w:lang w:eastAsia="ru-RU"/>
         </w:rPr>
+        <w:keepNext/>
       </w:pPr>
       <w:r>
         <w:rPr>
@@ -259,6 +262,78 @@
     </w:p>
     <w:p>
       <w:pPr>
+        <w:numPr>
+          <w:ilvl w:val="0"/>
+          <w:numId w:val="14"/>
+        </w:numPr>
+        <w:spacing w:before="100" w:beforeAutospacing="1" w:after="100" w:afterAutospacing="1" w:line="240" w:lineRule="auto"/>
+        <w:rPr>
+          <w:rFonts w:ascii="Times New Roman" w:eastAsia="Times New Roman" w:hAnsi="Times New Roman" w:cs="Times New Roman"/>
+          <w:sz w:val="24"/>
+          <w:szCs w:val="24"/>
+          <w:lang w:eastAsia="ru-RU"/>
+        </w:rPr>
+      </w:pPr>
+      <w:r>
+        <w:rPr>
+          <w:rFonts w:ascii="Times New Roman" w:eastAsia="Times New Roman" w:hAnsi="Times New Roman" w:cs="Times New Roman"/>
+          <w:sz w:val="24"/>
+          <w:szCs w:val="24"/>
+          <w:lang w:eastAsia="ru-RU"/>
+        </w:rPr>
+        <w:t>Добавить выбор D65, D50 и E и расчёт матриц перехода на лету.</w:t>
+      </w:r>
+    </w:p>
+    <w:p>
+      <w:pPr>
+        <w:numPr>
+          <w:ilvl w:val="0"/>
+          <w:numId w:val="14"/>
+        </w:numPr>
+        <w:spacing w:before="100" w:beforeAutospacing="1" w:after="100" w:afterAutospacing="1" w:line="240" w:lineRule="auto"/>
+        <w:rPr>
+          <w:rFonts w:ascii="Times New Roman" w:eastAsia="Times New Roman" w:hAnsi="Times New Roman" w:cs="Times New Roman"/>
+          <w:sz w:val="24"/>
+          <w:szCs w:val="24"/>
+          <w:lang w:eastAsia="ru-RU"/>
+        </w:rPr>
+      </w:pPr>
+      <w:r>
+        <w:rPr>
+          <w:rFonts w:ascii="Times New Roman" w:eastAsia="Times New Roman" w:hAnsi="Times New Roman" w:cs="Times New Roman"/>
+          <w:sz w:val="24"/>
+          <w:szCs w:val="24"/>
+          <w:lang w:eastAsia="ru-RU"/>
+        </w:rPr>
+        <w:t>Реализовать динамические градиенты и разделить Model, View и Controller.</w:t>
+      </w:r>
+    </w:p>
+    <w:p>
+      <w:pPr>
+        <w:numPr>
+          <w:ilvl w:val="0"/>
+          <w:numId w:val="14"/>
+        </w:numPr>
+        <w:spacing w:before="100" w:beforeAutospacing="1" w:after="100" w:afterAutospacing="1" w:line="240" w:lineRule="auto"/>
+        <w:rPr>
+          <w:rFonts w:ascii="Times New Roman" w:eastAsia="Times New Roman" w:hAnsi="Times New Roman" w:cs="Times New Roman"/>
+          <w:sz w:val="24"/>
+          <w:szCs w:val="24"/>
+          <w:lang w:eastAsia="ru-RU"/>
+        </w:rPr>
+      </w:pPr>
+      <w:r>
+        <w:rPr>
+          <w:rFonts w:ascii="Times New Roman" w:eastAsia="Times New Roman" w:hAnsi="Times New Roman" w:cs="Times New Roman"/>
+          <w:sz w:val="24"/>
+          <w:szCs w:val="24"/>
+          <w:lang w:eastAsia="ru-RU"/>
+        </w:rPr>
+        <w:t>Написать автоматические микротесты математики и логики обновления.</w:t>
+      </w:r>
+    </w:p>
+    <w:p>
+      <w:pPr>
         <w:spacing w:before="100" w:beforeAutospacing="1" w:after="100" w:afterAutospacing="1" w:line="240" w:lineRule="auto"/>
         <w:outlineLvl w:val="1"/>
         <w:rPr>
@@ -269,6 +344,7 @@
           <w:szCs w:val="24"/>
           <w:lang w:eastAsia="ru-RU"/>
         </w:rPr>
+        <w:keepNext/>
       </w:pPr>
       <w:r>
         <w:rPr>
@@ -419,7 +495,7 @@
           <w:szCs w:val="24"/>
           <w:lang w:eastAsia="ru-RU"/>
         </w:rPr>
-        <w:t>браузер для проверки работы интерфейса.</w:t>
+        <w:t>браузер и Node.js для проверки интерфейса и запуска автоматических тестов.</w:t>
       </w:r>
     </w:p>
     <w:p>
@@ -434,6 +510,7 @@
           <w:szCs w:val="24"/>
           <w:lang w:eastAsia="ru-RU"/>
         </w:rPr>
+        <w:keepNext/>
       </w:pPr>
       <w:r>
         <w:rPr>
@@ -552,7 +629,7 @@
           <w:lang w:eastAsia="ru-RU"/>
         </w:rPr>
         <w:br/>
-        <w:t xml:space="preserve"> На странице расположены три группы элементов для RGB, XYZ и HSV. Каждая компонента имеет числовое поле и ползунок. В каждой группе также находится стандартная палитра. Отдельная область показывает выбранный цвет и значение в формате HEX.</w:t>
+        <w:t>Для каждой модели добавлены числовые поля, ползунки и стандартная палитра. Отдельно показываются текущий цвет и HEX. В списке освещения можно выбрать D65, D50 или E. Фон всех девяти ползунков пересчитывается при изменении цвета: для каждого градиента варьируется только его компонента, а остальные сохраняют текущие значения. Градиент строится по 31 рассчитанной точке.</w:t>
       </w:r>
     </w:p>
     <w:p>
@@ -588,7 +665,7 @@
           <w:lang w:eastAsia="ru-RU"/>
         </w:rPr>
         <w:br/>
-        <w:t xml:space="preserve"> Значения RGB сначала нормализуются к диапазону 0–1, после чего выполняется обратная гамма-коррекция sRGB. Полученный вектор умножается на матрицу преобразования для белой точки D65. При обратном переходе применяется обратная матрица и гамма-коррекция.</w:t>
+        <w:t>RGB нормализуется к диапазону 0–1 и переводится в линейные значения передаточной функцией sRGB. Матрица RGB→XYZ вычисляется из хроматичностей основных цветов и выбранной белой точки, а обратная матрица находится методом Гаусса–Жордана с выбором главного элемента. При смене D65, D50 или E обе матрицы рассчитываются заново, RGB сохраняется, а XYZ и градиенты обновляются. Готовые коэффициенты матриц в программе не используются.</w:t>
       </w:r>
     </w:p>
     <w:p>
@@ -650,7 +727,7 @@
           <w:szCs w:val="24"/>
           <w:lang w:eastAsia="ru-RU"/>
         </w:rPr>
-        <w:t>Обработка событий.</w:t>
+        <w:t>Обработка событий и разделение слоёв.</w:t>
       </w:r>
       <w:r>
         <w:rPr>
@@ -660,7 +737,7 @@
           <w:lang w:eastAsia="ru-RU"/>
         </w:rPr>
         <w:br/>
-        <w:t xml:space="preserve"> При вводе числа или перемещении ползунка вызывается функция update. Она определяет изменённую модель, переводит её значения в RGB, а затем рассчитывает две остальные модели. Функция show обновляет поля, ползунки, палитры и область текущего цвета.</w:t>
+        <w:t>Функция changeComponent принимает изменённую координату и вызывает преобразование модели. Функция setColor обновляет состояние RGB, XYZ и HSV, сохраняя исходные введённые координаты. Функция refresh передаёт значения представлению и рассчитывает градиенты. Математика находится в model.js, работа с элементами страницы — в view.js, а управление состоянием и вызовами — в script.js. Модель не обращается к интерфейсу.</w:t>
       </w:r>
     </w:p>
     <w:p>
@@ -696,7 +773,7 @@
           <w:lang w:eastAsia="ru-RU"/>
         </w:rPr>
         <w:br/>
-        <w:t xml:space="preserve"> При преобразовании XYZ в RGB промежуточные значения могут выйти за диапазон от 0 до 1. В этом случае они ограничиваются допустимыми границами, а на странице появляется предупреждение о выполненном обрезании.</w:t>
+        <w:t>Если линейные каналы после XYZ→RGB выходят за диапазон 0–1, применяется Clipping: значения ограничиваются допустимыми границами до гамма-коррекции. Пользователь получает предупреждение. Введённые XYZ сохраняются, но RGB-предпросмотр после обрезания может не воспроизводить их точно. Промежуточные расчёты не округляются; округляется только отображение.</w:t>
       </w:r>
     </w:p>
     <w:p>
@@ -732,7 +809,7 @@
           <w:lang w:eastAsia="ru-RU"/>
         </w:rPr>
         <w:br/>
-        <w:t xml:space="preserve"> Были проверены запуск Flask-маршрута, синтаксис JavaScript, преобразование белого цвета RGB ↔ XYZ и красного цвета RGB ↔ HSV. В браузере проверены автоматический пересчёт, сохранение введённых координат XYZ и появление предупреждения.</w:t>
+        <w:t>Добавлены 19 автоматических микротестов на встроенном тестовом модуле Node.js. Проверяются контрольные XYZ основных цветов D65, белый и чёрный для трёх источников, обратные матрицы, гамма-коррекция, шесть секторов HSV, серые цвета и Clipping. Для каждого источника проверяется обратный переход 1000 различных RGB. Тесты контроллера проверяют синхронизацию и градиенты. Все 19 тестов проходят. В браузере проверены освещение, дробный ввод, ползунки и предупреждение.</w:t>
       </w:r>
     </w:p>
     <w:p>
@@ -747,6 +824,7 @@
           <w:szCs w:val="24"/>
           <w:lang w:eastAsia="ru-RU"/>
         </w:rPr>
+        <w:keepNext/>
       </w:pPr>
       <w:r>
         <w:rPr>
@@ -757,6 +835,697 @@
           <w:szCs w:val="24"/>
           <w:lang w:eastAsia="ru-RU"/>
         </w:rPr>
+        <w:t>Математические формулы</w:t>
+      </w:r>
+    </w:p>
+    <w:p>
+      <w:pPr>
+        <w:spacing w:before="100" w:beforeAutospacing="1" w:after="100" w:afterAutospacing="1" w:line="240" w:lineRule="auto"/>
+        <w:rPr>
+          <w:rFonts w:ascii="Times New Roman" w:eastAsia="Times New Roman" w:hAnsi="Times New Roman" w:cs="Times New Roman"/>
+          <w:sz w:val="24"/>
+          <w:szCs w:val="24"/>
+          <w:lang w:eastAsia="ru-RU"/>
+        </w:rPr>
+      </w:pPr>
+      <w:r>
+        <w:rPr>
+          <w:rFonts w:ascii="Times New Roman" w:eastAsia="Times New Roman" w:hAnsi="Times New Roman" w:cs="Times New Roman"/>
+          <w:sz w:val="24"/>
+          <w:szCs w:val="24"/>
+          <w:lang w:eastAsia="ru-RU"/>
+        </w:rPr>
+        <w:t>Нормализация RGB и переход к линейным каналам выполняются следующим образом.</w:t>
+      </w:r>
+    </w:p>
+    <w:p>
+      <w:pPr>
+        <w:spacing w:before="100" w:beforeAutospacing="1" w:after="100" w:afterAutospacing="1" w:line="240" w:lineRule="auto"/>
+        <w:rPr>
+          <w:rFonts w:ascii="Times New Roman" w:eastAsia="Times New Roman" w:hAnsi="Times New Roman" w:cs="Times New Roman"/>
+          <w:sz w:val="24"/>
+          <w:szCs w:val="24"/>
+          <w:lang w:eastAsia="ru-RU"/>
+        </w:rPr>
+        <w:jc w:val="center"/>
+      </w:pPr>
+      <m:oMath>
+        <m:r>
+          <m:t>r = </m:t>
+        </m:r>
+        <m:f>
+          <m:num>
+            <m:r>
+              <m:t>R</m:t>
+            </m:r>
+          </m:num>
+          <m:den>
+            <m:r>
+              <m:t>255</m:t>
+            </m:r>
+          </m:den>
+        </m:f>
+        <m:r>
+          <m:t>,  g = </m:t>
+        </m:r>
+        <m:f>
+          <m:num>
+            <m:r>
+              <m:t>G</m:t>
+            </m:r>
+          </m:num>
+          <m:den>
+            <m:r>
+              <m:t>255</m:t>
+            </m:r>
+          </m:den>
+        </m:f>
+        <m:r>
+          <m:t>,  b = </m:t>
+        </m:r>
+        <m:f>
+          <m:num>
+            <m:r>
+              <m:t>B</m:t>
+            </m:r>
+          </m:num>
+          <m:den>
+            <m:r>
+              <m:t>255</m:t>
+            </m:r>
+          </m:den>
+        </m:f>
+      </m:oMath>
+    </w:p>
+    <w:p>
+      <w:pPr>
+        <w:spacing w:before="100" w:beforeAutospacing="1" w:after="100" w:afterAutospacing="1" w:line="240" w:lineRule="auto"/>
+        <w:rPr>
+          <w:rFonts w:ascii="Times New Roman" w:eastAsia="Times New Roman" w:hAnsi="Times New Roman" w:cs="Times New Roman"/>
+          <w:sz w:val="24"/>
+          <w:szCs w:val="24"/>
+          <w:lang w:eastAsia="ru-RU"/>
+        </w:rPr>
+        <w:jc w:val="center"/>
+      </w:pPr>
+      <m:oMath>
+        <m:r>
+          <m:t>f(u) = </m:t>
+        </m:r>
+        <m:f>
+          <m:num>
+            <m:r>
+              <m:t>u</m:t>
+            </m:r>
+          </m:num>
+          <m:den>
+            <m:r>
+              <m:t>12.92</m:t>
+            </m:r>
+          </m:den>
+        </m:f>
+        <m:r>
+          <m:t>  при u ≤ 0.04045</m:t>
+        </m:r>
+      </m:oMath>
+    </w:p>
+    <w:p>
+      <w:pPr>
+        <w:spacing w:before="100" w:beforeAutospacing="1" w:after="100" w:afterAutospacing="1" w:line="240" w:lineRule="auto"/>
+        <w:rPr>
+          <w:rFonts w:ascii="Times New Roman" w:eastAsia="Times New Roman" w:hAnsi="Times New Roman" w:cs="Times New Roman"/>
+          <w:sz w:val="24"/>
+          <w:szCs w:val="24"/>
+          <w:lang w:eastAsia="ru-RU"/>
+        </w:rPr>
+        <w:jc w:val="center"/>
+      </w:pPr>
+      <m:oMath>
+        <m:r>
+          <m:t>f(u) = </m:t>
+        </m:r>
+        <m:sSup>
+          <m:e>
+            <m:r>
+              <m:t>(</m:t>
+            </m:r>
+            <m:f>
+              <m:num>
+                <m:r>
+                  <m:t>u + 0.055</m:t>
+                </m:r>
+              </m:num>
+              <m:den>
+                <m:r>
+                  <m:t>1.055</m:t>
+                </m:r>
+              </m:den>
+            </m:f>
+            <m:r>
+              <m:t>)</m:t>
+            </m:r>
+          </m:e>
+          <m:sup>
+            <m:r>
+              <m:t>2.4</m:t>
+            </m:r>
+          </m:sup>
+        </m:sSup>
+        <m:r>
+          <m:t>  при u &gt; 0.04045</m:t>
+        </m:r>
+      </m:oMath>
+    </w:p>
+    <w:p>
+      <w:pPr>
+        <w:spacing w:before="100" w:beforeAutospacing="1" w:after="100" w:afterAutospacing="1" w:line="240" w:lineRule="auto"/>
+        <w:rPr>
+          <w:rFonts w:ascii="Times New Roman" w:eastAsia="Times New Roman" w:hAnsi="Times New Roman" w:cs="Times New Roman"/>
+          <w:sz w:val="24"/>
+          <w:szCs w:val="24"/>
+          <w:lang w:eastAsia="ru-RU"/>
+        </w:rPr>
+      </w:pPr>
+      <w:r>
+        <w:rPr>
+          <w:rFonts w:ascii="Times New Roman" w:eastAsia="Times New Roman" w:hAnsi="Times New Roman" w:cs="Times New Roman"/>
+          <w:sz w:val="24"/>
+          <w:szCs w:val="24"/>
+          <w:lang w:eastAsia="ru-RU"/>
+        </w:rPr>
+        <w:t>Матрица A составляется из трёх столбцов (x/y, 1, (1−x−y)/y) основных цветов. Вектор W задаётся выбранной белой точкой с Y=1. Масштабы каналов S и обе матрицы вычисляются, а не хранятся готовыми.</w:t>
+      </w:r>
+    </w:p>
+    <w:p>
+      <w:pPr>
+        <w:spacing w:before="100" w:beforeAutospacing="1" w:after="100" w:afterAutospacing="1" w:line="240" w:lineRule="auto"/>
+        <w:rPr>
+          <w:rFonts w:ascii="Times New Roman" w:eastAsia="Times New Roman" w:hAnsi="Times New Roman" w:cs="Times New Roman"/>
+          <w:sz w:val="24"/>
+          <w:szCs w:val="24"/>
+          <w:lang w:eastAsia="ru-RU"/>
+        </w:rPr>
+        <w:jc w:val="center"/>
+      </w:pPr>
+      <m:oMath>
+        <m:r>
+          <m:t>S = </m:t>
+        </m:r>
+        <m:sSup>
+          <m:e>
+            <m:r>
+              <m:t>A</m:t>
+            </m:r>
+          </m:e>
+          <m:sup>
+            <m:r>
+              <m:t>−1</m:t>
+            </m:r>
+          </m:sup>
+        </m:sSup>
+        <m:r>
+          <m:t>W,  M = A diag(S),  N = </m:t>
+        </m:r>
+        <m:sSup>
+          <m:e>
+            <m:r>
+              <m:t>M</m:t>
+            </m:r>
+          </m:e>
+          <m:sup>
+            <m:r>
+              <m:t>−1</m:t>
+            </m:r>
+          </m:sup>
+        </m:sSup>
+      </m:oMath>
+    </w:p>
+    <w:p>
+      <w:pPr>
+        <w:spacing w:before="100" w:beforeAutospacing="1" w:after="100" w:afterAutospacing="1" w:line="240" w:lineRule="auto"/>
+        <w:rPr>
+          <w:rFonts w:ascii="Times New Roman" w:eastAsia="Times New Roman" w:hAnsi="Times New Roman" w:cs="Times New Roman"/>
+          <w:sz w:val="24"/>
+          <w:szCs w:val="24"/>
+          <w:lang w:eastAsia="ru-RU"/>
+        </w:rPr>
+        <w:jc w:val="center"/>
+      </w:pPr>
+      <m:oMath>
+        <m:sSup>
+          <m:e>
+            <m:r>
+              <m:t>(X, Y, Z)</m:t>
+            </m:r>
+          </m:e>
+          <m:sup>
+            <m:r>
+              <m:t>T</m:t>
+            </m:r>
+          </m:sup>
+        </m:sSup>
+        <m:r>
+          <m:t> = 100 M </m:t>
+        </m:r>
+        <m:sSup>
+          <m:e>
+            <m:r>
+              <m:t>(f(r), f(g), f(b))</m:t>
+            </m:r>
+          </m:e>
+          <m:sup>
+            <m:r>
+              <m:t>T</m:t>
+            </m:r>
+          </m:sup>
+        </m:sSup>
+      </m:oMath>
+    </w:p>
+    <w:p>
+      <w:pPr>
+        <w:spacing w:before="100" w:beforeAutospacing="1" w:after="100" w:afterAutospacing="1" w:line="240" w:lineRule="auto"/>
+        <w:rPr>
+          <w:rFonts w:ascii="Times New Roman" w:eastAsia="Times New Roman" w:hAnsi="Times New Roman" w:cs="Times New Roman"/>
+          <w:sz w:val="24"/>
+          <w:szCs w:val="24"/>
+          <w:lang w:eastAsia="ru-RU"/>
+        </w:rPr>
+        <w:jc w:val="center"/>
+      </w:pPr>
+      <m:oMath>
+        <m:sSup>
+          <m:e>
+            <m:r>
+              <m:t>(</m:t>
+            </m:r>
+            <m:sSub>
+              <m:e>
+                <m:r>
+                  <m:t>r</m:t>
+                </m:r>
+              </m:e>
+              <m:sub>
+                <m:r>
+                  <m:t>l</m:t>
+                </m:r>
+              </m:sub>
+            </m:sSub>
+            <m:r>
+              <m:t>, </m:t>
+            </m:r>
+            <m:sSub>
+              <m:e>
+                <m:r>
+                  <m:t>g</m:t>
+                </m:r>
+              </m:e>
+              <m:sub>
+                <m:r>
+                  <m:t>l</m:t>
+                </m:r>
+              </m:sub>
+            </m:sSub>
+            <m:r>
+              <m:t>, </m:t>
+            </m:r>
+            <m:sSub>
+              <m:e>
+                <m:r>
+                  <m:t>b</m:t>
+                </m:r>
+              </m:e>
+              <m:sub>
+                <m:r>
+                  <m:t>l</m:t>
+                </m:r>
+              </m:sub>
+            </m:sSub>
+            <m:r>
+              <m:t>)</m:t>
+            </m:r>
+          </m:e>
+          <m:sup>
+            <m:r>
+              <m:t>T</m:t>
+            </m:r>
+          </m:sup>
+        </m:sSup>
+        <m:r>
+          <m:t> = N </m:t>
+        </m:r>
+        <m:sSup>
+          <m:e>
+            <m:r>
+              <m:t>(</m:t>
+            </m:r>
+            <m:f>
+              <m:num>
+                <m:r>
+                  <m:t>X</m:t>
+                </m:r>
+              </m:num>
+              <m:den>
+                <m:r>
+                  <m:t>100</m:t>
+                </m:r>
+              </m:den>
+            </m:f>
+            <m:r>
+              <m:t>, </m:t>
+            </m:r>
+            <m:f>
+              <m:num>
+                <m:r>
+                  <m:t>Y</m:t>
+                </m:r>
+              </m:num>
+              <m:den>
+                <m:r>
+                  <m:t>100</m:t>
+                </m:r>
+              </m:den>
+            </m:f>
+            <m:r>
+              <m:t>, </m:t>
+            </m:r>
+            <m:f>
+              <m:num>
+                <m:r>
+                  <m:t>Z</m:t>
+                </m:r>
+              </m:num>
+              <m:den>
+                <m:r>
+                  <m:t>100</m:t>
+                </m:r>
+              </m:den>
+            </m:f>
+            <m:r>
+              <m:t>)</m:t>
+            </m:r>
+          </m:e>
+          <m:sup>
+            <m:r>
+              <m:t>T</m:t>
+            </m:r>
+          </m:sup>
+        </m:sSup>
+      </m:oMath>
+    </w:p>
+    <w:p>
+      <w:pPr>
+        <w:spacing w:before="100" w:beforeAutospacing="1" w:after="100" w:afterAutospacing="1" w:line="240" w:lineRule="auto"/>
+        <w:rPr>
+          <w:rFonts w:ascii="Times New Roman" w:eastAsia="Times New Roman" w:hAnsi="Times New Roman" w:cs="Times New Roman"/>
+          <w:sz w:val="24"/>
+          <w:szCs w:val="24"/>
+          <w:lang w:eastAsia="ru-RU"/>
+        </w:rPr>
+      </w:pPr>
+      <w:r>
+        <w:rPr>
+          <w:rFonts w:ascii="Times New Roman" w:eastAsia="Times New Roman" w:hAnsi="Times New Roman" w:cs="Times New Roman"/>
+          <w:sz w:val="24"/>
+          <w:szCs w:val="24"/>
+          <w:lang w:eastAsia="ru-RU"/>
+        </w:rPr>
+        <w:t>После обратного матричного преобразования выполняются Clipping и гамма-коррекция g. Итоговый канал RGB равен 255·g(u).</w:t>
+      </w:r>
+    </w:p>
+    <w:p>
+      <w:pPr>
+        <w:spacing w:before="100" w:beforeAutospacing="1" w:after="100" w:afterAutospacing="1" w:line="240" w:lineRule="auto"/>
+        <w:rPr>
+          <w:rFonts w:ascii="Times New Roman" w:eastAsia="Times New Roman" w:hAnsi="Times New Roman" w:cs="Times New Roman"/>
+          <w:sz w:val="24"/>
+          <w:szCs w:val="24"/>
+          <w:lang w:eastAsia="ru-RU"/>
+        </w:rPr>
+        <w:jc w:val="center"/>
+      </w:pPr>
+      <m:oMath>
+        <m:r>
+          <m:t>u = min(1, max(0, </m:t>
+        </m:r>
+        <m:sSub>
+          <m:e>
+            <m:r>
+              <m:t>u</m:t>
+            </m:r>
+          </m:e>
+          <m:sub>
+            <m:r>
+              <m:t>l</m:t>
+            </m:r>
+          </m:sub>
+        </m:sSub>
+        <m:r>
+          <m:t>))</m:t>
+        </m:r>
+      </m:oMath>
+    </w:p>
+    <w:p>
+      <w:pPr>
+        <w:spacing w:before="100" w:beforeAutospacing="1" w:after="100" w:afterAutospacing="1" w:line="240" w:lineRule="auto"/>
+        <w:rPr>
+          <w:rFonts w:ascii="Times New Roman" w:eastAsia="Times New Roman" w:hAnsi="Times New Roman" w:cs="Times New Roman"/>
+          <w:sz w:val="24"/>
+          <w:szCs w:val="24"/>
+          <w:lang w:eastAsia="ru-RU"/>
+        </w:rPr>
+        <w:jc w:val="center"/>
+      </w:pPr>
+      <m:oMath>
+        <m:r>
+          <m:t>g(u) = 12.92u  при u ≤ 0.0031308</m:t>
+        </m:r>
+      </m:oMath>
+    </w:p>
+    <w:p>
+      <w:pPr>
+        <w:spacing w:before="100" w:beforeAutospacing="1" w:after="100" w:afterAutospacing="1" w:line="240" w:lineRule="auto"/>
+        <w:rPr>
+          <w:rFonts w:ascii="Times New Roman" w:eastAsia="Times New Roman" w:hAnsi="Times New Roman" w:cs="Times New Roman"/>
+          <w:sz w:val="24"/>
+          <w:szCs w:val="24"/>
+          <w:lang w:eastAsia="ru-RU"/>
+        </w:rPr>
+        <w:jc w:val="center"/>
+      </w:pPr>
+      <m:oMath>
+        <m:r>
+          <m:t>g(u) = 1.055 </m:t>
+        </m:r>
+        <m:sSup>
+          <m:e>
+            <m:r>
+              <m:t>u</m:t>
+            </m:r>
+          </m:e>
+          <m:sup>
+            <m:f>
+              <m:num>
+                <m:r>
+                  <m:t>1</m:t>
+                </m:r>
+              </m:num>
+              <m:den>
+                <m:r>
+                  <m:t>2.4</m:t>
+                </m:r>
+              </m:den>
+            </m:f>
+          </m:sup>
+        </m:sSup>
+        <m:r>
+          <m:t> − 0.055  при u &gt; 0.0031308</m:t>
+        </m:r>
+      </m:oMath>
+    </w:p>
+    <w:p>
+      <w:pPr>
+        <w:spacing w:before="100" w:beforeAutospacing="1" w:after="100" w:afterAutospacing="1" w:line="240" w:lineRule="auto"/>
+        <w:rPr>
+          <w:rFonts w:ascii="Times New Roman" w:eastAsia="Times New Roman" w:hAnsi="Times New Roman" w:cs="Times New Roman"/>
+          <w:sz w:val="24"/>
+          <w:szCs w:val="24"/>
+          <w:lang w:eastAsia="ru-RU"/>
+        </w:rPr>
+      </w:pPr>
+      <w:r>
+        <w:rPr>
+          <w:rFonts w:ascii="Times New Roman" w:eastAsia="Times New Roman" w:hAnsi="Times New Roman" w:cs="Times New Roman"/>
+          <w:sz w:val="24"/>
+          <w:szCs w:val="24"/>
+          <w:lang w:eastAsia="ru-RU"/>
+        </w:rPr>
+        <w:t>Для RGB→HSV используются максимум a, минимум d и разность Δ нормализованных каналов. Тон H определяется максимальным каналом и сектором цветового круга; для серого цвета условно принимается H=0.</w:t>
+      </w:r>
+    </w:p>
+    <w:p>
+      <w:pPr>
+        <w:spacing w:before="100" w:beforeAutospacing="1" w:after="100" w:afterAutospacing="1" w:line="240" w:lineRule="auto"/>
+        <w:rPr>
+          <w:rFonts w:ascii="Times New Roman" w:eastAsia="Times New Roman" w:hAnsi="Times New Roman" w:cs="Times New Roman"/>
+          <w:sz w:val="24"/>
+          <w:szCs w:val="24"/>
+          <w:lang w:eastAsia="ru-RU"/>
+        </w:rPr>
+        <w:jc w:val="center"/>
+      </w:pPr>
+      <m:oMath>
+        <m:r>
+          <m:t>a = max(r, g, b),  d = min(r, g, b),  Δ = a − d</m:t>
+        </m:r>
+      </m:oMath>
+    </w:p>
+    <w:p>
+      <w:pPr>
+        <w:spacing w:before="100" w:beforeAutospacing="1" w:after="100" w:afterAutospacing="1" w:line="240" w:lineRule="auto"/>
+        <w:rPr>
+          <w:rFonts w:ascii="Times New Roman" w:eastAsia="Times New Roman" w:hAnsi="Times New Roman" w:cs="Times New Roman"/>
+          <w:sz w:val="24"/>
+          <w:szCs w:val="24"/>
+          <w:lang w:eastAsia="ru-RU"/>
+        </w:rPr>
+        <w:jc w:val="center"/>
+      </w:pPr>
+      <m:oMath>
+        <m:r>
+          <m:t>V = a,  S = </m:t>
+        </m:r>
+        <m:f>
+          <m:num>
+            <m:r>
+              <m:t>Δ</m:t>
+            </m:r>
+          </m:num>
+          <m:den>
+            <m:r>
+              <m:t>a</m:t>
+            </m:r>
+          </m:den>
+        </m:f>
+        <m:r>
+          <m:t> при a &gt; 0;  S = 0 при a = 0</m:t>
+        </m:r>
+      </m:oMath>
+    </w:p>
+    <w:p>
+      <w:pPr>
+        <w:spacing w:before="100" w:beforeAutospacing="1" w:after="100" w:afterAutospacing="1" w:line="240" w:lineRule="auto"/>
+        <w:rPr>
+          <w:rFonts w:ascii="Times New Roman" w:eastAsia="Times New Roman" w:hAnsi="Times New Roman" w:cs="Times New Roman"/>
+          <w:sz w:val="24"/>
+          <w:szCs w:val="24"/>
+          <w:lang w:eastAsia="ru-RU"/>
+        </w:rPr>
+      </w:pPr>
+      <w:r>
+        <w:rPr>
+          <w:rFonts w:ascii="Times New Roman" w:eastAsia="Times New Roman" w:hAnsi="Times New Roman" w:cs="Times New Roman"/>
+          <w:sz w:val="24"/>
+          <w:szCs w:val="24"/>
+          <w:lang w:eastAsia="ru-RU"/>
+        </w:rPr>
+        <w:t>Для HSV→RGB насыщенность и яркость переводятся из процентов в диапазон 0–1. По сектору H выбирается перестановка C, Q и 0, затем к каналам добавляется m и результат умножается на 255.</w:t>
+      </w:r>
+    </w:p>
+    <w:p>
+      <w:pPr>
+        <w:spacing w:before="100" w:beforeAutospacing="1" w:after="100" w:afterAutospacing="1" w:line="240" w:lineRule="auto"/>
+        <w:rPr>
+          <w:rFonts w:ascii="Times New Roman" w:eastAsia="Times New Roman" w:hAnsi="Times New Roman" w:cs="Times New Roman"/>
+          <w:sz w:val="24"/>
+          <w:szCs w:val="24"/>
+          <w:lang w:eastAsia="ru-RU"/>
+        </w:rPr>
+        <w:jc w:val="center"/>
+      </w:pPr>
+      <m:oMath>
+        <m:r>
+          <m:t>C = VS,  m = V − C,  Q = C(1 − |(</m:t>
+        </m:r>
+        <m:f>
+          <m:num>
+            <m:r>
+              <m:t>H</m:t>
+            </m:r>
+          </m:num>
+          <m:den>
+            <m:r>
+              <m:t>60</m:t>
+            </m:r>
+          </m:den>
+        </m:f>
+        <m:r>
+          <m:t> mod 2) − 1|)</m:t>
+        </m:r>
+      </m:oMath>
+    </w:p>
+    <w:p>
+      <w:pPr>
+        <w:spacing w:before="100" w:beforeAutospacing="1" w:after="100" w:afterAutospacing="1" w:line="240" w:lineRule="auto"/>
+        <w:rPr>
+          <w:rFonts w:ascii="Times New Roman" w:eastAsia="Times New Roman" w:hAnsi="Times New Roman" w:cs="Times New Roman"/>
+          <w:sz w:val="24"/>
+          <w:szCs w:val="24"/>
+          <w:lang w:eastAsia="ru-RU"/>
+        </w:rPr>
+      </w:pPr>
+      <w:r>
+        <w:rPr>
+          <w:rFonts w:ascii="Times New Roman" w:eastAsia="Times New Roman" w:hAnsi="Times New Roman" w:cs="Times New Roman"/>
+          <w:sz w:val="24"/>
+          <w:szCs w:val="24"/>
+          <w:lang w:eastAsia="ru-RU"/>
+        </w:rPr>
+        <w:t>Используются хроматичности основных цветов (0.64, 0.33), (0.30, 0.60), (0.15, 0.06) и белых точек D65 (0.3127, 0.3290), D50 (0.3457, 0.3585), E (1/3, 1/3). При D50/E реализовано учебное RGB-пространство с той же передаточной функцией, а не стандартный sRGB или ICC-конвертация.</w:t>
+      </w:r>
+    </w:p>
+    <w:p>
+      <w:pPr>
+        <w:spacing w:before="100" w:beforeAutospacing="1" w:after="100" w:afterAutospacing="1" w:line="240" w:lineRule="auto"/>
+        <w:rPr>
+          <w:rFonts w:ascii="Times New Roman" w:eastAsia="Times New Roman" w:hAnsi="Times New Roman" w:cs="Times New Roman"/>
+          <w:sz w:val="24"/>
+          <w:szCs w:val="24"/>
+          <w:lang w:eastAsia="ru-RU"/>
+        </w:rPr>
+      </w:pPr>
+      <w:r>
+        <w:rPr>
+          <w:rFonts w:ascii="Times New Roman" w:eastAsia="Times New Roman" w:hAnsi="Times New Roman" w:cs="Times New Roman"/>
+          <w:sz w:val="24"/>
+          <w:szCs w:val="24"/>
+          <w:lang w:eastAsia="ru-RU"/>
+        </w:rPr>
+        <w:t>Контроль для D65: RGB(255, 0, 0) → XYZ(41.23908, 21.26390, 1.93308) и HSV(0°, 100%, 100%). Дробные результаты тестов сравниваются с погрешностью 10⁻⁷. Запуск тестов: node --test tests/*.test.js.</w:t>
+      </w:r>
+    </w:p>
+    <w:p>
+      <w:pPr>
+        <w:spacing w:before="100" w:beforeAutospacing="1" w:after="100" w:afterAutospacing="1" w:line="240" w:lineRule="auto"/>
+        <w:outlineLvl w:val="1"/>
+        <w:rPr>
+          <w:rFonts w:ascii="Times New Roman" w:eastAsia="Times New Roman" w:hAnsi="Times New Roman" w:cs="Times New Roman"/>
+          <w:b/>
+          <w:bCs/>
+          <w:sz w:val="24"/>
+          <w:szCs w:val="24"/>
+          <w:lang w:eastAsia="ru-RU"/>
+        </w:rPr>
+        <w:keepNext/>
+      </w:pPr>
+      <w:r>
+        <w:rPr>
+          <w:rFonts w:ascii="Times New Roman" w:eastAsia="Times New Roman" w:hAnsi="Times New Roman" w:cs="Times New Roman"/>
+          <w:b/>
+          <w:bCs/>
+          <w:sz w:val="24"/>
+          <w:szCs w:val="24"/>
+          <w:lang w:eastAsia="ru-RU"/>
+        </w:rPr>
         <w:t>Выводы</w:t>
       </w:r>
     </w:p>
@@ -777,7 +1546,7 @@
           <w:szCs w:val="24"/>
           <w:lang w:eastAsia="ru-RU"/>
         </w:rPr>
-        <w:t>В ходе работы были изучены цветовые модели RGB, XYZ и HSV и способы перехода между ними. По варианту 8 создано веб-приложение на Flask. Пользователь может задавать цвет числовыми полями, ползунками и палитрой, а все представления автоматически пересчитываются. Реализовано предупреждение при выходе рассчитанных значений за допустимый диапазон RGB.</w:t>
+        <w:t>По варианту 8 создано веб-приложение для RGB, XYZ и HSV с числовым вводом, ползунками и палитрой. Реализованы динамический расчёт матриц D65/D50/E, градиенты всех компонентов и Clipping с предупреждением. Код разделён на независимую математическую модель, представление и контроллер. Корректность проверена 19 автоматическими тестами и в браузере.</w:t>
       </w:r>
     </w:p>
     <w:sectPr>
